--- a/CSIT305/Assignment/Project Report.docx
+++ b/CSIT305/Assignment/Project Report.docx
@@ -3064,12 +3064,12 @@
           <wp:inline distB="114300" distT="114300" distL="114300" distR="114300">
             <wp:extent cx="5943600" cy="3128963"/>
             <wp:effectExtent b="12700" l="12700" r="12700" t="12700"/>
-            <wp:docPr id="7" name="image6.png"/>
+            <wp:docPr id="7" name="image9.png"/>
             <a:graphic>
               <a:graphicData uri="http://schemas.openxmlformats.org/drawingml/2006/picture">
                 <pic:pic>
                   <pic:nvPicPr>
-                    <pic:cNvPr id="0" name="image6.png"/>
+                    <pic:cNvPr id="0" name="image9.png"/>
                     <pic:cNvPicPr preferRelativeResize="0"/>
                   </pic:nvPicPr>
                   <pic:blipFill>
@@ -3177,12 +3177,12 @@
           <wp:inline distB="114300" distT="114300" distL="114300" distR="114300">
             <wp:extent cx="5943600" cy="4157663"/>
             <wp:effectExtent b="12700" l="12700" r="12700" t="12700"/>
-            <wp:docPr id="8" name="image9.png"/>
+            <wp:docPr id="8" name="image8.png"/>
             <a:graphic>
               <a:graphicData uri="http://schemas.openxmlformats.org/drawingml/2006/picture">
                 <pic:pic>
                   <pic:nvPicPr>
-                    <pic:cNvPr id="0" name="image9.png"/>
+                    <pic:cNvPr id="0" name="image8.png"/>
                     <pic:cNvPicPr preferRelativeResize="0"/>
                   </pic:nvPicPr>
                   <pic:blipFill>
@@ -3314,12 +3314,12 @@
           <wp:inline distB="114300" distT="114300" distL="114300" distR="114300">
             <wp:extent cx="5943600" cy="3340100"/>
             <wp:effectExtent b="12700" l="12700" r="12700" t="12700"/>
-            <wp:docPr id="6" name="image8.png"/>
+            <wp:docPr id="6" name="image3.png"/>
             <a:graphic>
               <a:graphicData uri="http://schemas.openxmlformats.org/drawingml/2006/picture">
                 <pic:pic>
                   <pic:nvPicPr>
-                    <pic:cNvPr id="0" name="image8.png"/>
+                    <pic:cNvPr id="0" name="image3.png"/>
                     <pic:cNvPicPr preferRelativeResize="0"/>
                   </pic:nvPicPr>
                   <pic:blipFill>
@@ -3666,6 +3666,20 @@
           <w:bCs w:val="1"/>
           <w:sz w:val="24"/>
           <w:szCs w:val="24"/>
+        </w:rPr>
+      </w:pPr>
+      <w:r>
+        <w:rPr>
+          <w:rtl w:val="0"/>
+        </w:rPr>
+      </w:r>
+    </w:p>
+    <w:p>
+      <w:pPr>
+        <w:spacing w:after="200" w:lineRule="auto"/>
+        <w:rPr>
+          <w:b w:val="1"/>
+          <w:bCs w:val="1"/>
         </w:rPr>
       </w:pPr>
       <w:r>
@@ -5555,12 +5569,18 @@
       </w:pPr>
       <w:r>
         <w:rPr>
-          <w:rFonts w:ascii="Times New Roman" w:cs="Times New Roman" w:eastAsia="Times New Roman" w:hAnsi="Times New Roman"/>
-          <w:sz w:val="24"/>
-          <w:szCs w:val="24"/>
-          <w:rtl w:val="0"/>
-        </w:rPr>
-        <w:t xml:space="preserve">Below illustrates an example of data stored in AWS ElastiCache (Redis) and AWS Postgres SQL:</w:t>
+          <w:rtl w:val="0"/>
+        </w:rPr>
+        <w:t xml:space="preserve">Figure b</w:t>
+      </w:r>
+      <w:r>
+        <w:rPr>
+          <w:rFonts w:ascii="Times New Roman" w:cs="Times New Roman" w:eastAsia="Times New Roman" w:hAnsi="Times New Roman"/>
+          <w:sz w:val="24"/>
+          <w:szCs w:val="24"/>
+          <w:rtl w:val="0"/>
+        </w:rPr>
+        <w:t xml:space="preserve">elow illustrates an example of data stored in AWS ElastiCache (Redis) and AWS Postgres SQL:</w:t>
       </w:r>
     </w:p>
     <w:p>
@@ -5601,12 +5621,12 @@
           <wp:inline distB="114300" distT="114300" distL="114300" distR="114300">
             <wp:extent cx="2438400" cy="1743075"/>
             <wp:effectExtent b="12700" l="12700" r="12700" t="12700"/>
-            <wp:docPr id="13" name="image10.png"/>
+            <wp:docPr id="14" name="image7.png"/>
             <a:graphic>
               <a:graphicData uri="http://schemas.openxmlformats.org/drawingml/2006/picture">
                 <pic:pic>
                   <pic:nvPicPr>
-                    <pic:cNvPr id="0" name="image10.png"/>
+                    <pic:cNvPr id="0" name="image7.png"/>
                     <pic:cNvPicPr preferRelativeResize="0"/>
                   </pic:nvPicPr>
                   <pic:blipFill>
@@ -5681,12 +5701,12 @@
           <wp:inline distB="19050" distT="19050" distL="19050" distR="19050">
             <wp:extent cx="5943600" cy="546100"/>
             <wp:effectExtent b="12700" l="12700" r="12700" t="12700"/>
-            <wp:docPr descr="a.png" id="10" name="image3.png"/>
+            <wp:docPr descr="a.png" id="11" name="image4.png"/>
             <a:graphic>
               <a:graphicData uri="http://schemas.openxmlformats.org/drawingml/2006/picture">
                 <pic:pic>
                   <pic:nvPicPr>
-                    <pic:cNvPr descr="a.png" id="0" name="image3.png"/>
+                    <pic:cNvPr descr="a.png" id="0" name="image4.png"/>
                     <pic:cNvPicPr preferRelativeResize="0"/>
                   </pic:nvPicPr>
                   <pic:blipFill>
@@ -5937,12 +5957,18 @@
       </w:pPr>
       <w:r>
         <w:rPr>
-          <w:rFonts w:ascii="Times New Roman" w:cs="Times New Roman" w:eastAsia="Times New Roman" w:hAnsi="Times New Roman"/>
-          <w:sz w:val="24"/>
-          <w:szCs w:val="24"/>
-          <w:rtl w:val="0"/>
-        </w:rPr>
-        <w:t xml:space="preserve">Below illustrates an example of real-time sensor readings stored in AWS Timestream:</w:t>
+          <w:rtl w:val="0"/>
+        </w:rPr>
+        <w:t xml:space="preserve">Figure below</w:t>
+      </w:r>
+      <w:r>
+        <w:rPr>
+          <w:rFonts w:ascii="Times New Roman" w:cs="Times New Roman" w:eastAsia="Times New Roman" w:hAnsi="Times New Roman"/>
+          <w:sz w:val="24"/>
+          <w:szCs w:val="24"/>
+          <w:rtl w:val="0"/>
+        </w:rPr>
+        <w:t xml:space="preserve"> illustrates an example of real-time sensor readings stored in AWS Timestream:</w:t>
       </w:r>
     </w:p>
     <w:p>
@@ -5964,7 +5990,7 @@
           <wp:inline distB="114300" distT="114300" distL="114300" distR="114300">
             <wp:extent cx="5943600" cy="901700"/>
             <wp:effectExtent b="12700" l="12700" r="12700" t="12700"/>
-            <wp:docPr id="15" name="image1.png"/>
+            <wp:docPr id="16" name="image1.png"/>
             <a:graphic>
               <a:graphicData uri="http://schemas.openxmlformats.org/drawingml/2006/picture">
                 <pic:pic>
@@ -6198,12 +6224,18 @@
       </w:pPr>
       <w:r>
         <w:rPr>
-          <w:rFonts w:ascii="Times New Roman" w:cs="Times New Roman" w:eastAsia="Times New Roman" w:hAnsi="Times New Roman"/>
-          <w:sz w:val="24"/>
-          <w:szCs w:val="24"/>
-          <w:rtl w:val="0"/>
-        </w:rPr>
-        <w:t xml:space="preserve">Below illustrates an example of IoT sensors’ location stored in AWS RDS PostgreSQL+ PostGIS extension:</w:t>
+          <w:rtl w:val="0"/>
+        </w:rPr>
+        <w:t xml:space="preserve">Figure below</w:t>
+      </w:r>
+      <w:r>
+        <w:rPr>
+          <w:rFonts w:ascii="Times New Roman" w:cs="Times New Roman" w:eastAsia="Times New Roman" w:hAnsi="Times New Roman"/>
+          <w:sz w:val="24"/>
+          <w:szCs w:val="24"/>
+          <w:rtl w:val="0"/>
+        </w:rPr>
+        <w:t xml:space="preserve"> illustrates an example of IoT sensors’ location stored in AWS RDS PostgreSQL+ PostGIS extension:</w:t>
       </w:r>
     </w:p>
     <w:p>
@@ -6227,12 +6259,12 @@
           <wp:inline distB="19050" distT="19050" distL="19050" distR="19050">
             <wp:extent cx="5943600" cy="1358900"/>
             <wp:effectExtent b="12700" l="12700" r="12700" t="12700"/>
-            <wp:docPr descr="Screenshot 2026-07-26 143207.png" id="1" name="image7.png"/>
+            <wp:docPr descr="Screenshot 2026-07-26 143207.png" id="1" name="image10.png"/>
             <a:graphic>
               <a:graphicData uri="http://schemas.openxmlformats.org/drawingml/2006/picture">
                 <pic:pic>
                   <pic:nvPicPr>
-                    <pic:cNvPr descr="Screenshot 2026-07-26 143207.png" id="0" name="image7.png"/>
+                    <pic:cNvPr descr="Screenshot 2026-07-26 143207.png" id="0" name="image10.png"/>
                     <pic:cNvPicPr preferRelativeResize="0"/>
                   </pic:nvPicPr>
                   <pic:blipFill>
@@ -6320,12 +6352,18 @@
       </w:pPr>
       <w:r>
         <w:rPr>
-          <w:rFonts w:ascii="Times New Roman" w:cs="Times New Roman" w:eastAsia="Times New Roman" w:hAnsi="Times New Roman"/>
-          <w:sz w:val="24"/>
-          <w:szCs w:val="24"/>
-          <w:rtl w:val="0"/>
-        </w:rPr>
-        <w:t xml:space="preserve">Below illustrates an example of geometry objects stored in AWS RDS PostgreSQL+ PostGIS extension:</w:t>
+          <w:rtl w:val="0"/>
+        </w:rPr>
+        <w:t xml:space="preserve">Figure below</w:t>
+      </w:r>
+      <w:r>
+        <w:rPr>
+          <w:rFonts w:ascii="Times New Roman" w:cs="Times New Roman" w:eastAsia="Times New Roman" w:hAnsi="Times New Roman"/>
+          <w:sz w:val="24"/>
+          <w:szCs w:val="24"/>
+          <w:rtl w:val="0"/>
+        </w:rPr>
+        <w:t xml:space="preserve"> illustrates an example of geometry objects stored in AWS RDS PostgreSQL+ PostGIS extension:</w:t>
       </w:r>
     </w:p>
     <w:p>
@@ -6486,12 +6524,12 @@
           <wp:inline distB="19050" distT="19050" distL="19050" distR="19050">
             <wp:extent cx="2657475" cy="3057525"/>
             <wp:effectExtent b="12700" l="12700" r="12700" t="12700"/>
-            <wp:docPr descr="a.png" id="16" name="image4.png"/>
+            <wp:docPr descr="a.png" id="17" name="image16.png"/>
             <a:graphic>
               <a:graphicData uri="http://schemas.openxmlformats.org/drawingml/2006/picture">
                 <pic:pic>
                   <pic:nvPicPr>
-                    <pic:cNvPr descr="a.png" id="0" name="image4.png"/>
+                    <pic:cNvPr descr="a.png" id="0" name="image16.png"/>
                     <pic:cNvPicPr preferRelativeResize="0"/>
                   </pic:nvPicPr>
                   <pic:blipFill>
@@ -7963,12 +8001,18 @@
       </w:pPr>
       <w:r>
         <w:rPr>
-          <w:rFonts w:ascii="Times New Roman" w:cs="Times New Roman" w:eastAsia="Times New Roman" w:hAnsi="Times New Roman"/>
-          <w:sz w:val="24"/>
-          <w:szCs w:val="24"/>
-          <w:rtl w:val="0"/>
-        </w:rPr>
-        <w:t xml:space="preserve">Below illustrates the architectural diagram for this function (AI-Based Flood Prediction &amp; Risk Analysis)</w:t>
+          <w:rtl w:val="0"/>
+        </w:rPr>
+        <w:t xml:space="preserve">Figure below</w:t>
+      </w:r>
+      <w:r>
+        <w:rPr>
+          <w:rFonts w:ascii="Times New Roman" w:cs="Times New Roman" w:eastAsia="Times New Roman" w:hAnsi="Times New Roman"/>
+          <w:sz w:val="24"/>
+          <w:szCs w:val="24"/>
+          <w:rtl w:val="0"/>
+        </w:rPr>
+        <w:t xml:space="preserve"> illustrates the architectural diagram for this function (AI-Based Flood Prediction &amp; Risk Analysis)</w:t>
       </w:r>
     </w:p>
     <w:p>
@@ -7989,12 +8033,12 @@
           <wp:inline distB="114300" distT="114300" distL="114300" distR="114300">
             <wp:extent cx="5943600" cy="3327400"/>
             <wp:effectExtent b="12700" l="12700" r="12700" t="12700"/>
-            <wp:docPr id="9" name="image14.png"/>
+            <wp:docPr id="10" name="image11.png"/>
             <a:graphic>
               <a:graphicData uri="http://schemas.openxmlformats.org/drawingml/2006/picture">
                 <pic:pic>
                   <pic:nvPicPr>
-                    <pic:cNvPr id="0" name="image14.png"/>
+                    <pic:cNvPr id="0" name="image11.png"/>
                     <pic:cNvPicPr preferRelativeResize="0"/>
                   </pic:nvPicPr>
                   <pic:blipFill>
@@ -9545,7 +9589,7 @@
         <w:rPr>
           <w:rtl w:val="0"/>
         </w:rPr>
-        <w:t xml:space="preserve">Parallely, spatial analysis results are also passed to AWS IoT TwinMaker, which creates a digital twin of FloodWatch system. This provides PUB operators with a live, interactive visualization of Singapore's drainage network, real-time flood conditions, and AI-predicted flood hotspots, enabling faster situational awareness and more informed operational decision-making.  </w:t>
+        <w:t xml:space="preserve">Parallely, spatial analysis results are passed to AWS IoT TwinMaker, which creates a real-time representation of a physical infrastructure. This provides PUB users with a live, interactive visualization of Singapore's drainage network, real-time flood conditions, and AI-predicted flood hotspots, enabling faster situational awareness and more informed operational decision-making. </w:t>
       </w:r>
     </w:p>
     <w:p>
@@ -10396,7 +10440,7 @@
         <w:widowControl w:val="0"/>
         <w:numPr>
           <w:ilvl w:val="0"/>
-          <w:numId w:val="19"/>
+          <w:numId w:val="18"/>
         </w:numPr>
         <w:spacing w:line="240" w:lineRule="auto"/>
         <w:ind w:left="720" w:hanging="360"/>
@@ -10421,7 +10465,7 @@
         <w:widowControl w:val="0"/>
         <w:numPr>
           <w:ilvl w:val="0"/>
-          <w:numId w:val="19"/>
+          <w:numId w:val="18"/>
         </w:numPr>
         <w:spacing w:line="240" w:lineRule="auto"/>
         <w:ind w:left="720" w:hanging="360"/>
@@ -10446,7 +10490,7 @@
         <w:widowControl w:val="0"/>
         <w:numPr>
           <w:ilvl w:val="0"/>
-          <w:numId w:val="19"/>
+          <w:numId w:val="18"/>
         </w:numPr>
         <w:spacing w:line="240" w:lineRule="auto"/>
         <w:ind w:left="720" w:hanging="360"/>
@@ -10493,12 +10537,18 @@
       </w:pPr>
       <w:r>
         <w:rPr>
-          <w:rFonts w:ascii="Times New Roman" w:cs="Times New Roman" w:eastAsia="Times New Roman" w:hAnsi="Times New Roman"/>
-          <w:sz w:val="24"/>
-          <w:szCs w:val="24"/>
-          <w:rtl w:val="0"/>
-        </w:rPr>
-        <w:t xml:space="preserve">Below illustrates the workflow and classified dataset of Random Forest:</w:t>
+          <w:rtl w:val="0"/>
+        </w:rPr>
+        <w:t xml:space="preserve">Figure below </w:t>
+      </w:r>
+      <w:r>
+        <w:rPr>
+          <w:rFonts w:ascii="Times New Roman" w:cs="Times New Roman" w:eastAsia="Times New Roman" w:hAnsi="Times New Roman"/>
+          <w:sz w:val="24"/>
+          <w:szCs w:val="24"/>
+          <w:rtl w:val="0"/>
+        </w:rPr>
+        <w:t xml:space="preserve">illustrates the workflow and classified dataset of Random Forest:</w:t>
       </w:r>
     </w:p>
     <w:p>
@@ -10521,12 +10571,12 @@
           <wp:inline distB="114300" distT="114300" distL="114300" distR="114300">
             <wp:extent cx="3662363" cy="3378343"/>
             <wp:effectExtent b="12700" l="12700" r="12700" t="12700"/>
-            <wp:docPr id="3" name="image5.png"/>
+            <wp:docPr id="3" name="image15.png"/>
             <a:graphic>
               <a:graphicData uri="http://schemas.openxmlformats.org/drawingml/2006/picture">
                 <pic:pic>
                   <pic:nvPicPr>
-                    <pic:cNvPr id="0" name="image5.png"/>
+                    <pic:cNvPr id="0" name="image15.png"/>
                     <pic:cNvPicPr preferRelativeResize="0"/>
                   </pic:nvPicPr>
                   <pic:blipFill>
@@ -12000,12 +12050,12 @@
           <wp:inline distB="114300" distT="114300" distL="114300" distR="114300">
             <wp:extent cx="2652713" cy="1727664"/>
             <wp:effectExtent b="12700" l="12700" r="12700" t="12700"/>
-            <wp:docPr id="12" name="image16.png"/>
+            <wp:docPr id="13" name="image5.png"/>
             <a:graphic>
               <a:graphicData uri="http://schemas.openxmlformats.org/drawingml/2006/picture">
                 <pic:pic>
                   <pic:nvPicPr>
-                    <pic:cNvPr id="0" name="image16.png"/>
+                    <pic:cNvPr id="0" name="image5.png"/>
                     <pic:cNvPicPr preferRelativeResize="0"/>
                   </pic:nvPicPr>
                   <pic:blipFill>
@@ -12456,12 +12506,12 @@
           <wp:inline distB="114300" distT="114300" distL="114300" distR="114300">
             <wp:extent cx="2705100" cy="1143000"/>
             <wp:effectExtent b="12700" l="12700" r="12700" t="12700"/>
-            <wp:docPr id="14" name="image15.png"/>
+            <wp:docPr id="15" name="image12.png"/>
             <a:graphic>
               <a:graphicData uri="http://schemas.openxmlformats.org/drawingml/2006/picture">
                 <pic:pic>
                   <pic:nvPicPr>
-                    <pic:cNvPr id="0" name="image15.png"/>
+                    <pic:cNvPr id="0" name="image12.png"/>
                     <pic:cNvPicPr preferRelativeResize="0"/>
                   </pic:nvPicPr>
                   <pic:blipFill>
@@ -12616,14 +12666,378 @@
       </w:pPr>
       <w:r>
         <w:rPr>
-          <w:rtl w:val="0"/>
-        </w:rPr>
+          <w:b w:val="1"/>
+          <w:bCs w:val="1"/>
+          <w:rtl w:val="0"/>
+        </w:rPr>
+        <w:t xml:space="preserve">Digital Twin</w:t>
       </w:r>
     </w:p>
     <w:p>
       <w:pPr>
         <w:widowControl w:val="0"/>
-        <w:spacing w:line="360" w:lineRule="auto"/>
+        <w:rPr/>
+      </w:pPr>
+      <w:r>
+        <w:rPr>
+          <w:rtl w:val="0"/>
+        </w:rPr>
+        <w:t xml:space="preserve">This feature also incorporates digital twin technology to represent the physical infrastructures such as roads, rivers and drainage canals. The spatial analysis results are integrated with AWS IoT TwinMaker, it creates a virtual representation of Singapore's drainage network and infrastructure such as buildings and roads allowing PUB users to monitor situations in real-time. </w:t>
+      </w:r>
+    </w:p>
+    <w:p>
+      <w:pPr>
+        <w:widowControl w:val="0"/>
+        <w:rPr/>
+      </w:pPr>
+      <w:r>
+        <w:rPr>
+          <w:rtl w:val="0"/>
+        </w:rPr>
+      </w:r>
+    </w:p>
+    <w:p>
+      <w:pPr>
+        <w:widowControl w:val="0"/>
+        <w:rPr/>
+      </w:pPr>
+      <w:r>
+        <w:rPr>
+          <w:rtl w:val="0"/>
+        </w:rPr>
+        <w:t xml:space="preserve">The digital twin is built by integrating multiple data sources, including real-time sensor data, GIS mapping, and AI-generated prediction results. While AI models perform the flood prediction and spatial analysis, the digital twin itself does not carry out AI prediction. Instead, it serves as a visualization and monitoring platform that consolidates information from these sources into a single, interactive virtual representation of the physical environment (dashboard).</w:t>
+      </w:r>
+    </w:p>
+    <w:p>
+      <w:pPr>
+        <w:widowControl w:val="0"/>
+        <w:rPr/>
+      </w:pPr>
+      <w:r>
+        <w:rPr>
+          <w:rtl w:val="0"/>
+        </w:rPr>
+      </w:r>
+    </w:p>
+    <w:p>
+      <w:pPr>
+        <w:spacing w:after="200" w:lineRule="auto"/>
+        <w:rPr/>
+      </w:pPr>
+      <w:r>
+        <w:rPr>
+          <w:rtl w:val="0"/>
+        </w:rPr>
+        <w:t xml:space="preserve">The figure below illustrates the data flow within AWS IoT TwinMaker for creating digital entities that represent physical infrastructure. </w:t>
+      </w:r>
+    </w:p>
+    <w:p>
+      <w:pPr>
+        <w:spacing w:after="200" w:lineRule="auto"/>
+        <w:rPr/>
+      </w:pPr>
+      <w:r>
+        <w:rPr/>
+        <w:drawing>
+          <wp:inline distB="114300" distT="114300" distL="114300" distR="114300">
+            <wp:extent cx="3871913" cy="3616406"/>
+            <wp:effectExtent b="12700" l="12700" r="12700" t="12700"/>
+            <wp:docPr id="9" name="image6.png"/>
+            <a:graphic>
+              <a:graphicData uri="http://schemas.openxmlformats.org/drawingml/2006/picture">
+                <pic:pic>
+                  <pic:nvPicPr>
+                    <pic:cNvPr id="0" name="image6.png"/>
+                    <pic:cNvPicPr preferRelativeResize="0"/>
+                  </pic:nvPicPr>
+                  <pic:blipFill>
+                    <a:blip r:embed="rId20"/>
+                    <a:srcRect b="0" l="0" r="0" t="0"/>
+                    <a:stretch>
+                      <a:fillRect/>
+                    </a:stretch>
+                  </pic:blipFill>
+                  <pic:spPr>
+                    <a:xfrm>
+                      <a:off x="0" y="0"/>
+                      <a:ext cx="3871913" cy="3616406"/>
+                    </a:xfrm>
+                    <a:prstGeom prst="rect"/>
+                    <a:ln w="12700">
+                      <a:solidFill>
+                        <a:srgbClr val="000000"/>
+                      </a:solidFill>
+                      <a:prstDash val="solid"/>
+                    </a:ln>
+                  </pic:spPr>
+                </pic:pic>
+              </a:graphicData>
+            </a:graphic>
+          </wp:inline>
+        </w:drawing>
+      </w:r>
+      <w:r>
+        <w:rPr>
+          <w:rtl w:val="0"/>
+        </w:rPr>
+      </w:r>
+    </w:p>
+    <w:tbl>
+      <w:tblPr>
+        <w:tblStyle w:val="Table10"/>
+        <w:tblW w:w="5130.0" w:type="dxa"/>
+        <w:jc w:val="left"/>
+        <w:tblBorders>
+          <w:top w:color="000000" w:space="0" w:sz="8" w:val="single"/>
+          <w:left w:color="000000" w:space="0" w:sz="8" w:val="single"/>
+          <w:bottom w:color="000000" w:space="0" w:sz="8" w:val="single"/>
+          <w:right w:color="000000" w:space="0" w:sz="8" w:val="single"/>
+          <w:insideH w:color="000000" w:space="0" w:sz="8" w:val="single"/>
+          <w:insideV w:color="000000" w:space="0" w:sz="8" w:val="single"/>
+        </w:tblBorders>
+        <w:tblLayout w:type="fixed"/>
+        <w:tblLook w:val="0600"/>
+      </w:tblPr>
+      <w:tblGrid>
+        <w:gridCol w:w="2310"/>
+        <w:gridCol w:w="2820"/>
+        <w:tblGridChange w:id="0">
+          <w:tblGrid>
+            <w:gridCol w:w="2310"/>
+            <w:gridCol w:w="2820"/>
+          </w:tblGrid>
+        </w:tblGridChange>
+      </w:tblGrid>
+      <w:tr>
+        <w:trPr>
+          <w:cantSplit w:val="0"/>
+          <w:tblHeader w:val="0"/>
+        </w:trPr>
+        <w:tc>
+          <w:tcPr>
+            <w:shd w:fill="auto" w:val="clear"/>
+            <w:tcMar>
+              <w:top w:w="100.0" w:type="dxa"/>
+              <w:left w:w="100.0" w:type="dxa"/>
+              <w:bottom w:w="100.0" w:type="dxa"/>
+              <w:right w:w="100.0" w:type="dxa"/>
+            </w:tcMar>
+            <w:vAlign w:val="top"/>
+          </w:tcPr>
+          <w:p>
+            <w:pPr>
+              <w:widowControl w:val="0"/>
+              <w:rPr>
+                <w:b w:val="1"/>
+                <w:bCs w:val="1"/>
+              </w:rPr>
+            </w:pPr>
+            <w:r>
+              <w:rPr>
+                <w:b w:val="1"/>
+                <w:bCs w:val="1"/>
+                <w:rtl w:val="0"/>
+              </w:rPr>
+              <w:t xml:space="preserve">Physical Object</w:t>
+            </w:r>
+          </w:p>
+        </w:tc>
+        <w:tc>
+          <w:tcPr>
+            <w:shd w:fill="auto" w:val="clear"/>
+            <w:tcMar>
+              <w:top w:w="100.0" w:type="dxa"/>
+              <w:left w:w="100.0" w:type="dxa"/>
+              <w:bottom w:w="100.0" w:type="dxa"/>
+              <w:right w:w="100.0" w:type="dxa"/>
+            </w:tcMar>
+            <w:vAlign w:val="top"/>
+          </w:tcPr>
+          <w:p>
+            <w:pPr>
+              <w:widowControl w:val="0"/>
+              <w:rPr>
+                <w:b w:val="1"/>
+                <w:bCs w:val="1"/>
+              </w:rPr>
+            </w:pPr>
+            <w:r>
+              <w:rPr>
+                <w:b w:val="1"/>
+                <w:bCs w:val="1"/>
+                <w:rtl w:val="0"/>
+              </w:rPr>
+              <w:t xml:space="preserve">Digital Twin Entity</w:t>
+            </w:r>
+          </w:p>
+        </w:tc>
+      </w:tr>
+      <w:tr>
+        <w:trPr>
+          <w:cantSplit w:val="0"/>
+          <w:tblHeader w:val="0"/>
+        </w:trPr>
+        <w:tc>
+          <w:tcPr>
+            <w:shd w:fill="auto" w:val="clear"/>
+            <w:tcMar>
+              <w:top w:w="100.0" w:type="dxa"/>
+              <w:left w:w="100.0" w:type="dxa"/>
+              <w:bottom w:w="100.0" w:type="dxa"/>
+              <w:right w:w="100.0" w:type="dxa"/>
+            </w:tcMar>
+            <w:vAlign w:val="top"/>
+          </w:tcPr>
+          <w:p>
+            <w:pPr>
+              <w:widowControl w:val="0"/>
+              <w:rPr/>
+            </w:pPr>
+            <w:r>
+              <w:rPr>
+                <w:rtl w:val="0"/>
+              </w:rPr>
+              <w:t xml:space="preserve">Drainage Canal A </w:t>
+            </w:r>
+          </w:p>
+        </w:tc>
+        <w:tc>
+          <w:tcPr>
+            <w:shd w:fill="auto" w:val="clear"/>
+            <w:tcMar>
+              <w:top w:w="100.0" w:type="dxa"/>
+              <w:left w:w="100.0" w:type="dxa"/>
+              <w:bottom w:w="100.0" w:type="dxa"/>
+              <w:right w:w="100.0" w:type="dxa"/>
+            </w:tcMar>
+            <w:vAlign w:val="top"/>
+          </w:tcPr>
+          <w:p>
+            <w:pPr>
+              <w:widowControl w:val="0"/>
+              <w:rPr/>
+            </w:pPr>
+            <w:r>
+              <w:rPr>
+                <w:rtl w:val="0"/>
+              </w:rPr>
+              <w:t xml:space="preserve">Canal_A </w:t>
+            </w:r>
+          </w:p>
+        </w:tc>
+      </w:tr>
+      <w:tr>
+        <w:trPr>
+          <w:cantSplit w:val="0"/>
+          <w:tblHeader w:val="0"/>
+        </w:trPr>
+        <w:tc>
+          <w:tcPr>
+            <w:shd w:fill="auto" w:val="clear"/>
+            <w:tcMar>
+              <w:top w:w="100.0" w:type="dxa"/>
+              <w:left w:w="100.0" w:type="dxa"/>
+              <w:bottom w:w="100.0" w:type="dxa"/>
+              <w:right w:w="100.0" w:type="dxa"/>
+            </w:tcMar>
+            <w:vAlign w:val="top"/>
+          </w:tcPr>
+          <w:p>
+            <w:pPr>
+              <w:widowControl w:val="0"/>
+              <w:rPr/>
+            </w:pPr>
+            <w:r>
+              <w:rPr>
+                <w:rtl w:val="0"/>
+              </w:rPr>
+              <w:t xml:space="preserve">Yishun MRT Station</w:t>
+            </w:r>
+          </w:p>
+        </w:tc>
+        <w:tc>
+          <w:tcPr>
+            <w:shd w:fill="auto" w:val="clear"/>
+            <w:tcMar>
+              <w:top w:w="100.0" w:type="dxa"/>
+              <w:left w:w="100.0" w:type="dxa"/>
+              <w:bottom w:w="100.0" w:type="dxa"/>
+              <w:right w:w="100.0" w:type="dxa"/>
+            </w:tcMar>
+            <w:vAlign w:val="top"/>
+          </w:tcPr>
+          <w:p>
+            <w:pPr>
+              <w:widowControl w:val="0"/>
+              <w:rPr/>
+            </w:pPr>
+            <w:r>
+              <w:rPr>
+                <w:rtl w:val="0"/>
+              </w:rPr>
+              <w:t xml:space="preserve">Yishun_MRT_Station</w:t>
+            </w:r>
+          </w:p>
+        </w:tc>
+      </w:tr>
+      <w:tr>
+        <w:trPr>
+          <w:cantSplit w:val="0"/>
+          <w:tblHeader w:val="0"/>
+        </w:trPr>
+        <w:tc>
+          <w:tcPr>
+            <w:shd w:fill="auto" w:val="clear"/>
+            <w:tcMar>
+              <w:top w:w="100.0" w:type="dxa"/>
+              <w:left w:w="100.0" w:type="dxa"/>
+              <w:bottom w:w="100.0" w:type="dxa"/>
+              <w:right w:w="100.0" w:type="dxa"/>
+            </w:tcMar>
+            <w:vAlign w:val="top"/>
+          </w:tcPr>
+          <w:p>
+            <w:pPr>
+              <w:widowControl w:val="0"/>
+              <w:rPr/>
+            </w:pPr>
+            <w:r>
+              <w:rPr>
+                <w:rtl w:val="0"/>
+              </w:rPr>
+              <w:t xml:space="preserve">Flood Zone</w:t>
+            </w:r>
+          </w:p>
+        </w:tc>
+        <w:tc>
+          <w:tcPr>
+            <w:shd w:fill="auto" w:val="clear"/>
+            <w:tcMar>
+              <w:top w:w="100.0" w:type="dxa"/>
+              <w:left w:w="100.0" w:type="dxa"/>
+              <w:bottom w:w="100.0" w:type="dxa"/>
+              <w:right w:w="100.0" w:type="dxa"/>
+            </w:tcMar>
+            <w:vAlign w:val="top"/>
+          </w:tcPr>
+          <w:p>
+            <w:pPr>
+              <w:widowControl w:val="0"/>
+              <w:rPr/>
+            </w:pPr>
+            <w:r>
+              <w:rPr>
+                <w:rtl w:val="0"/>
+              </w:rPr>
+              <w:t xml:space="preserve">Flood_Zone_1</w:t>
+            </w:r>
+          </w:p>
+        </w:tc>
+      </w:tr>
+    </w:tbl>
+    <w:p>
+      <w:pPr>
+        <w:spacing w:after="200" w:line="240" w:lineRule="auto"/>
         <w:rPr>
           <w:b w:val="1"/>
           <w:bCs w:val="1"/>
@@ -12764,16 +13178,16 @@
           <wp:inline distB="114300" distT="114300" distL="114300" distR="114300">
             <wp:extent cx="3257550" cy="942975"/>
             <wp:effectExtent b="12700" l="12700" r="12700" t="12700"/>
-            <wp:docPr id="11" name="image12.png"/>
+            <wp:docPr id="12" name="image17.png"/>
             <a:graphic>
               <a:graphicData uri="http://schemas.openxmlformats.org/drawingml/2006/picture">
                 <pic:pic>
                   <pic:nvPicPr>
-                    <pic:cNvPr id="0" name="image12.png"/>
+                    <pic:cNvPr id="0" name="image17.png"/>
                     <pic:cNvPicPr preferRelativeResize="0"/>
                   </pic:nvPicPr>
                   <pic:blipFill>
-                    <a:blip r:embed="rId20"/>
+                    <a:blip r:embed="rId21"/>
                     <a:srcRect b="0" l="0" r="0" t="0"/>
                     <a:stretch>
                       <a:fillRect/>
@@ -12842,16 +13256,16 @@
           <wp:inline distB="114300" distT="114300" distL="114300" distR="114300">
             <wp:extent cx="3200400" cy="933450"/>
             <wp:effectExtent b="12700" l="12700" r="12700" t="12700"/>
-            <wp:docPr id="2" name="image11.png"/>
+            <wp:docPr id="2" name="image14.png"/>
             <a:graphic>
               <a:graphicData uri="http://schemas.openxmlformats.org/drawingml/2006/picture">
                 <pic:pic>
                   <pic:nvPicPr>
-                    <pic:cNvPr id="0" name="image11.png"/>
+                    <pic:cNvPr id="0" name="image14.png"/>
                     <pic:cNvPicPr preferRelativeResize="0"/>
                   </pic:nvPicPr>
                   <pic:blipFill>
-                    <a:blip r:embed="rId21"/>
+                    <a:blip r:embed="rId22"/>
                     <a:srcRect b="0" l="0" r="0" t="0"/>
                     <a:stretch>
                       <a:fillRect/>
@@ -12948,362 +13362,11 @@
     </w:p>
     <w:p>
       <w:pPr>
-        <w:numPr>
-          <w:ilvl w:val="0"/>
-          <w:numId w:val="18"/>
-        </w:numPr>
-        <w:spacing w:after="200" w:lineRule="auto"/>
-        <w:ind w:left="720" w:hanging="360"/>
-        <w:rPr>
-          <w:rFonts w:ascii="Times New Roman" w:cs="Times New Roman" w:eastAsia="Times New Roman" w:hAnsi="Times New Roman"/>
-          <w:b w:val="1"/>
-          <w:bCs w:val="1"/>
-          <w:sz w:val="24"/>
-          <w:szCs w:val="24"/>
-          <w:u w:val="none"/>
-        </w:rPr>
-      </w:pPr>
-      <w:r>
-        <w:rPr>
-          <w:rFonts w:ascii="Times New Roman" w:cs="Times New Roman" w:eastAsia="Times New Roman" w:hAnsi="Times New Roman"/>
-          <w:b w:val="1"/>
-          <w:bCs w:val="1"/>
-          <w:sz w:val="24"/>
-          <w:szCs w:val="24"/>
-          <w:rtl w:val="0"/>
-        </w:rPr>
-        <w:t xml:space="preserve">AI-Powered Drainage &amp; Pump Health Monitoring</w:t>
-      </w:r>
-    </w:p>
-    <w:p>
-      <w:pPr>
-        <w:spacing w:after="200" w:line="276" w:lineRule="auto"/>
+        <w:spacing w:line="276" w:lineRule="auto"/>
+        <w:ind w:left="0" w:firstLine="0"/>
         <w:jc w:val="both"/>
         <w:rPr>
           <w:rFonts w:ascii="Times New Roman" w:cs="Times New Roman" w:eastAsia="Times New Roman" w:hAnsi="Times New Roman"/>
-          <w:b w:val="1"/>
-          <w:bCs w:val="1"/>
-          <w:sz w:val="24"/>
-          <w:szCs w:val="24"/>
-        </w:rPr>
-      </w:pPr>
-      <w:r>
-        <w:rPr>
-          <w:rFonts w:ascii="Times New Roman" w:cs="Times New Roman" w:eastAsia="Times New Roman" w:hAnsi="Times New Roman"/>
-          <w:b w:val="1"/>
-          <w:bCs w:val="1"/>
-          <w:sz w:val="24"/>
-          <w:szCs w:val="24"/>
-          <w:rtl w:val="0"/>
-        </w:rPr>
-        <w:tab/>
-        <w:t xml:space="preserve">Description </w:t>
-      </w:r>
-    </w:p>
-    <w:p>
-      <w:pPr>
-        <w:spacing w:after="200" w:line="276" w:lineRule="auto"/>
-        <w:ind w:left="720" w:firstLine="720"/>
-        <w:jc w:val="both"/>
-        <w:rPr>
-          <w:rFonts w:ascii="Times New Roman" w:cs="Times New Roman" w:eastAsia="Times New Roman" w:hAnsi="Times New Roman"/>
-          <w:sz w:val="24"/>
-          <w:szCs w:val="24"/>
-        </w:rPr>
-      </w:pPr>
-      <w:r>
-        <w:rPr>
-          <w:rFonts w:ascii="Times New Roman" w:cs="Times New Roman" w:eastAsia="Times New Roman" w:hAnsi="Times New Roman"/>
-          <w:sz w:val="24"/>
-          <w:szCs w:val="24"/>
-          <w:rtl w:val="0"/>
-        </w:rPr>
-        <w:t xml:space="preserve">The AI-Powered Drainage &amp; Pump Health Monitoring function continuously monitors the operational condition of Singapore's drainage infrastructure to ensure that drains and pumping stations remain capable of handling heavy rainfall. The system detects drain blockages, estimates drainage capacity, predicts pump failures, and recommends preventive maintenance before infrastructure failures contribute to flash flooding.</w:t>
-      </w:r>
-    </w:p>
-    <w:p>
-      <w:pPr>
-        <w:spacing w:line="276" w:lineRule="auto"/>
-        <w:ind w:firstLine="720"/>
-        <w:jc w:val="both"/>
-        <w:rPr>
-          <w:rFonts w:ascii="Times New Roman" w:cs="Times New Roman" w:eastAsia="Times New Roman" w:hAnsi="Times New Roman"/>
-          <w:b w:val="1"/>
-          <w:bCs w:val="1"/>
-          <w:sz w:val="24"/>
-          <w:szCs w:val="24"/>
-        </w:rPr>
-      </w:pPr>
-      <w:r>
-        <w:rPr>
-          <w:rFonts w:ascii="Times New Roman" w:cs="Times New Roman" w:eastAsia="Times New Roman" w:hAnsi="Times New Roman"/>
-          <w:b w:val="1"/>
-          <w:bCs w:val="1"/>
-          <w:sz w:val="24"/>
-          <w:szCs w:val="24"/>
-          <w:rtl w:val="0"/>
-        </w:rPr>
-        <w:t xml:space="preserve">Significance</w:t>
-      </w:r>
-    </w:p>
-    <w:p>
-      <w:pPr>
-        <w:spacing w:line="276" w:lineRule="auto"/>
-        <w:ind w:firstLine="720"/>
-        <w:jc w:val="both"/>
-        <w:rPr>
-          <w:rFonts w:ascii="Times New Roman" w:cs="Times New Roman" w:eastAsia="Times New Roman" w:hAnsi="Times New Roman"/>
-          <w:b w:val="1"/>
-          <w:bCs w:val="1"/>
-          <w:sz w:val="24"/>
-          <w:szCs w:val="24"/>
-        </w:rPr>
-      </w:pPr>
-      <w:r>
-        <w:rPr>
-          <w:rtl w:val="0"/>
-        </w:rPr>
-      </w:r>
-    </w:p>
-    <w:p>
-      <w:pPr>
-        <w:spacing w:line="276" w:lineRule="auto"/>
-        <w:ind w:left="720" w:firstLine="720"/>
-        <w:jc w:val="both"/>
-        <w:rPr>
-          <w:rFonts w:ascii="Times New Roman" w:cs="Times New Roman" w:eastAsia="Times New Roman" w:hAnsi="Times New Roman"/>
-          <w:sz w:val="24"/>
-          <w:szCs w:val="24"/>
-        </w:rPr>
-      </w:pPr>
-      <w:r>
-        <w:rPr>
-          <w:rFonts w:ascii="Times New Roman" w:cs="Times New Roman" w:eastAsia="Times New Roman" w:hAnsi="Times New Roman"/>
-          <w:sz w:val="24"/>
-          <w:szCs w:val="24"/>
-          <w:rtl w:val="0"/>
-        </w:rPr>
-        <w:t xml:space="preserve">Efficient drainage infrastructure plays a critical role in preventing flash floods. Even when rainfall intensity is manageable, blocked drains or malfunctioning pumps can significantly reduce drainage capacity, causing water to accumulate rapidly on roads and low-lying areas. By continuously monitoring infrastructure health and predicting failures before they occur, this function enables PUB to perform proactive maintenance, ensuring that drainage systems remain fully operational during heavy rainfall and improving the accuracy of flood risk predictions.</w:t>
-      </w:r>
-    </w:p>
-    <w:p>
-      <w:pPr>
-        <w:spacing w:line="276" w:lineRule="auto"/>
-        <w:ind w:left="720" w:firstLine="720"/>
-        <w:jc w:val="both"/>
-        <w:rPr>
-          <w:rFonts w:ascii="Times New Roman" w:cs="Times New Roman" w:eastAsia="Times New Roman" w:hAnsi="Times New Roman"/>
-          <w:sz w:val="24"/>
-          <w:szCs w:val="24"/>
-        </w:rPr>
-      </w:pPr>
-      <w:r>
-        <w:rPr>
-          <w:rtl w:val="0"/>
-        </w:rPr>
-      </w:r>
-    </w:p>
-    <w:p>
-      <w:pPr>
-        <w:spacing w:line="276" w:lineRule="auto"/>
-        <w:ind w:left="720" w:firstLine="0"/>
-        <w:jc w:val="both"/>
-        <w:rPr>
-          <w:rFonts w:ascii="Times New Roman" w:cs="Times New Roman" w:eastAsia="Times New Roman" w:hAnsi="Times New Roman"/>
-          <w:b w:val="1"/>
-          <w:bCs w:val="1"/>
-          <w:sz w:val="24"/>
-          <w:szCs w:val="24"/>
-        </w:rPr>
-      </w:pPr>
-      <w:r>
-        <w:rPr>
-          <w:rFonts w:ascii="Times New Roman" w:cs="Times New Roman" w:eastAsia="Times New Roman" w:hAnsi="Times New Roman"/>
-          <w:b w:val="1"/>
-          <w:bCs w:val="1"/>
-          <w:sz w:val="24"/>
-          <w:szCs w:val="24"/>
-          <w:rtl w:val="0"/>
-        </w:rPr>
-        <w:t xml:space="preserve">Usage of Emerging Technologies </w:t>
-      </w:r>
-    </w:p>
-    <w:p>
-      <w:pPr>
-        <w:spacing w:line="276" w:lineRule="auto"/>
-        <w:ind w:left="720" w:firstLine="0"/>
-        <w:jc w:val="both"/>
-        <w:rPr>
-          <w:rFonts w:ascii="Times New Roman" w:cs="Times New Roman" w:eastAsia="Times New Roman" w:hAnsi="Times New Roman"/>
-          <w:sz w:val="24"/>
-          <w:szCs w:val="24"/>
-        </w:rPr>
-      </w:pPr>
-      <w:r>
-        <w:rPr>
-          <w:rtl w:val="0"/>
-        </w:rPr>
-      </w:r>
-    </w:p>
-    <w:p>
-      <w:pPr>
-        <w:ind w:firstLine="720"/>
-        <w:jc w:val="both"/>
-        <w:rPr>
-          <w:rFonts w:ascii="Times New Roman" w:cs="Times New Roman" w:eastAsia="Times New Roman" w:hAnsi="Times New Roman"/>
-          <w:sz w:val="24"/>
-          <w:szCs w:val="24"/>
-        </w:rPr>
-      </w:pPr>
-      <w:r>
-        <w:rPr>
-          <w:rFonts w:ascii="Times New Roman" w:cs="Times New Roman" w:eastAsia="Times New Roman" w:hAnsi="Times New Roman"/>
-          <w:sz w:val="24"/>
-          <w:szCs w:val="24"/>
-          <w:rtl w:val="0"/>
-        </w:rPr>
-        <w:t xml:space="preserve">1. IoT Sensing</w:t>
-      </w:r>
-    </w:p>
-    <w:p>
-      <w:pPr>
-        <w:ind w:left="720" w:firstLine="720"/>
-        <w:jc w:val="both"/>
-        <w:rPr>
-          <w:rFonts w:ascii="Times New Roman" w:cs="Times New Roman" w:eastAsia="Times New Roman" w:hAnsi="Times New Roman"/>
-          <w:sz w:val="24"/>
-          <w:szCs w:val="24"/>
-        </w:rPr>
-      </w:pPr>
-      <w:r>
-        <w:rPr>
-          <w:rFonts w:ascii="Times New Roman" w:cs="Times New Roman" w:eastAsia="Times New Roman" w:hAnsi="Times New Roman"/>
-          <w:sz w:val="24"/>
-          <w:szCs w:val="24"/>
-          <w:rtl w:val="0"/>
-        </w:rPr>
-        <w:t xml:space="preserve">The AI-Powered Drainage &amp; Pump Health Monitoring function utilises a network of IoT sensors installed across Singapore's drainage infrastructure and pumping stations to continuously collect real-time operational data. Water level sensors monitor drainage water levels, flow sensors measure drainage capacity, while vibration, motor temperature, and electrical current sensors assess pump health and performance. AI-enabled CCTV cameras are also deployed to monitor drainage channels for debris accumulation and blockages. Sensor data is securely transmitted using the MQTT protocol to AWS IoT Core, enabling reliable real-time data collection from distributed infrastructure.</w:t>
-      </w:r>
-    </w:p>
-    <w:p>
-      <w:pPr>
-        <w:ind w:left="720" w:firstLine="720"/>
-        <w:jc w:val="both"/>
-        <w:rPr>
-          <w:rFonts w:ascii="Times New Roman" w:cs="Times New Roman" w:eastAsia="Times New Roman" w:hAnsi="Times New Roman"/>
-          <w:sz w:val="24"/>
-          <w:szCs w:val="24"/>
-        </w:rPr>
-      </w:pPr>
-      <w:r>
-        <w:rPr>
-          <w:rtl w:val="0"/>
-        </w:rPr>
-      </w:r>
-    </w:p>
-    <w:p>
-      <w:pPr>
-        <w:ind w:firstLine="720"/>
-        <w:jc w:val="both"/>
-        <w:rPr>
-          <w:rFonts w:ascii="Times New Roman" w:cs="Times New Roman" w:eastAsia="Times New Roman" w:hAnsi="Times New Roman"/>
-          <w:sz w:val="24"/>
-          <w:szCs w:val="24"/>
-        </w:rPr>
-      </w:pPr>
-      <w:r>
-        <w:rPr>
-          <w:rFonts w:ascii="Times New Roman" w:cs="Times New Roman" w:eastAsia="Times New Roman" w:hAnsi="Times New Roman"/>
-          <w:sz w:val="24"/>
-          <w:szCs w:val="24"/>
-          <w:rtl w:val="0"/>
-        </w:rPr>
-        <w:t xml:space="preserve">2. Data Processing</w:t>
-      </w:r>
-    </w:p>
-    <w:p>
-      <w:pPr>
-        <w:ind w:left="720" w:firstLine="720"/>
-        <w:jc w:val="both"/>
-        <w:rPr>
-          <w:rFonts w:ascii="Times New Roman" w:cs="Times New Roman" w:eastAsia="Times New Roman" w:hAnsi="Times New Roman"/>
-          <w:sz w:val="24"/>
-          <w:szCs w:val="24"/>
-        </w:rPr>
-      </w:pPr>
-      <w:r>
-        <w:rPr>
-          <w:rFonts w:ascii="Times New Roman" w:cs="Times New Roman" w:eastAsia="Times New Roman" w:hAnsi="Times New Roman"/>
-          <w:sz w:val="24"/>
-          <w:szCs w:val="24"/>
-          <w:rtl w:val="0"/>
-        </w:rPr>
-        <w:t xml:space="preserve">The collected sensor data and CCTV feeds are processed in real time using Amazon Kinesis, which ingests and streams continuous data from multiple monitoring locations. AWS Lambda performs data validation, filtering, and preprocessing before forwarding the cleaned data for further analysis. At the same time, YOLOv11 computer vision models analyse CCTV images to automatically detect blocked drains and debris accumulation, while historical maintenance records are combined with live sensor readings to provide additional context for anomaly detection and predictive analysis.</w:t>
-      </w:r>
-    </w:p>
-    <w:p>
-      <w:pPr>
-        <w:ind w:left="720" w:firstLine="720"/>
-        <w:jc w:val="both"/>
-        <w:rPr>
-          <w:rFonts w:ascii="Times New Roman" w:cs="Times New Roman" w:eastAsia="Times New Roman" w:hAnsi="Times New Roman"/>
-          <w:sz w:val="24"/>
-          <w:szCs w:val="24"/>
-        </w:rPr>
-      </w:pPr>
-      <w:r>
-        <w:rPr>
-          <w:rtl w:val="0"/>
-        </w:rPr>
-      </w:r>
-    </w:p>
-    <w:p>
-      <w:pPr>
-        <w:ind w:firstLine="720"/>
-        <w:jc w:val="both"/>
-        <w:rPr>
-          <w:rFonts w:ascii="Times New Roman" w:cs="Times New Roman" w:eastAsia="Times New Roman" w:hAnsi="Times New Roman"/>
-          <w:sz w:val="24"/>
-          <w:szCs w:val="24"/>
-        </w:rPr>
-      </w:pPr>
-      <w:r>
-        <w:rPr>
-          <w:rFonts w:ascii="Times New Roman" w:cs="Times New Roman" w:eastAsia="Times New Roman" w:hAnsi="Times New Roman"/>
-          <w:sz w:val="24"/>
-          <w:szCs w:val="24"/>
-          <w:rtl w:val="0"/>
-        </w:rPr>
-        <w:t xml:space="preserve">3. Cloud-Based Intelligence</w:t>
-      </w:r>
-    </w:p>
-    <w:p>
-      <w:pPr>
-        <w:ind w:left="720" w:firstLine="720"/>
-        <w:jc w:val="both"/>
-        <w:rPr>
-          <w:rFonts w:ascii="Times New Roman" w:cs="Times New Roman" w:eastAsia="Times New Roman" w:hAnsi="Times New Roman"/>
-          <w:sz w:val="24"/>
-          <w:szCs w:val="24"/>
-        </w:rPr>
-      </w:pPr>
-      <w:r>
-        <w:rPr>
-          <w:rFonts w:ascii="Times New Roman" w:cs="Times New Roman" w:eastAsia="Times New Roman" w:hAnsi="Times New Roman"/>
-          <w:sz w:val="24"/>
-          <w:szCs w:val="24"/>
-          <w:rtl w:val="0"/>
-        </w:rPr>
-        <w:t xml:space="preserve">The processed data is analysed by predictive AI models hosted on Amazon SageMaker, which estimate pump failure probability, evaluate drainage capacity, and identify infrastructure anomalies before they lead to flooding. Historical sensor data stored in Amazon Timestream and maintenance records stored in Amazon DocumentDB support continuous model training and long-term trend analysis. The analysis results are visualised through the FloodWatch Dashboard, where PUB maintenance teams receive real-time alerts and maintenance recommendations, enabling proactive inspection.</w:t>
-      </w:r>
-    </w:p>
-    <w:p>
-      <w:pPr>
-        <w:spacing w:line="276" w:lineRule="auto"/>
-        <w:ind w:left="720" w:firstLine="0"/>
-        <w:jc w:val="both"/>
-        <w:rPr>
-          <w:rFonts w:ascii="Times New Roman" w:cs="Times New Roman" w:eastAsia="Times New Roman" w:hAnsi="Times New Roman"/>
           <w:sz w:val="24"/>
           <w:szCs w:val="24"/>
         </w:rPr>
@@ -13315,7 +13378,7 @@
       </w:r>
     </w:p>
     <w:sectPr>
-      <w:headerReference r:id="rId22" w:type="default"/>
+      <w:headerReference r:id="rId23" w:type="default"/>
       <w:pgSz w:h="15840" w:w="12240" w:orient="portrait"/>
       <w:pgMar w:bottom="1440" w:top="1440" w:left="1440" w:right="1440" w:header="720" w:footer="720"/>
       <w:pgNumType w:start="1"/>
@@ -15212,116 +15275,6 @@
     </w:lvl>
   </w:abstractNum>
   <w:abstractNum w:abstractNumId="18">
-    <w:lvl w:ilvl="0">
-      <w:start w:val="1"/>
-      <w:numFmt w:val="decimal"/>
-      <w:lvlText w:val="%1."/>
-      <w:lvlJc w:val="left"/>
-      <w:pPr>
-        <w:ind w:left="720" w:hanging="360"/>
-      </w:pPr>
-      <w:rPr>
-        <w:u w:val="none"/>
-      </w:rPr>
-    </w:lvl>
-    <w:lvl w:ilvl="1">
-      <w:start w:val="1"/>
-      <w:numFmt w:val="lowerLetter"/>
-      <w:lvlText w:val="%2."/>
-      <w:lvlJc w:val="left"/>
-      <w:pPr>
-        <w:ind w:left="1440" w:hanging="360"/>
-      </w:pPr>
-      <w:rPr>
-        <w:u w:val="none"/>
-      </w:rPr>
-    </w:lvl>
-    <w:lvl w:ilvl="2">
-      <w:start w:val="1"/>
-      <w:numFmt w:val="lowerRoman"/>
-      <w:lvlText w:val="%3."/>
-      <w:lvlJc w:val="right"/>
-      <w:pPr>
-        <w:ind w:left="2160" w:hanging="360"/>
-      </w:pPr>
-      <w:rPr>
-        <w:u w:val="none"/>
-      </w:rPr>
-    </w:lvl>
-    <w:lvl w:ilvl="3">
-      <w:start w:val="1"/>
-      <w:numFmt w:val="decimal"/>
-      <w:lvlText w:val="%4."/>
-      <w:lvlJc w:val="left"/>
-      <w:pPr>
-        <w:ind w:left="2880" w:hanging="360"/>
-      </w:pPr>
-      <w:rPr>
-        <w:u w:val="none"/>
-      </w:rPr>
-    </w:lvl>
-    <w:lvl w:ilvl="4">
-      <w:start w:val="1"/>
-      <w:numFmt w:val="lowerLetter"/>
-      <w:lvlText w:val="%5."/>
-      <w:lvlJc w:val="left"/>
-      <w:pPr>
-        <w:ind w:left="3600" w:hanging="360"/>
-      </w:pPr>
-      <w:rPr>
-        <w:u w:val="none"/>
-      </w:rPr>
-    </w:lvl>
-    <w:lvl w:ilvl="5">
-      <w:start w:val="1"/>
-      <w:numFmt w:val="lowerRoman"/>
-      <w:lvlText w:val="%6."/>
-      <w:lvlJc w:val="right"/>
-      <w:pPr>
-        <w:ind w:left="4320" w:hanging="360"/>
-      </w:pPr>
-      <w:rPr>
-        <w:u w:val="none"/>
-      </w:rPr>
-    </w:lvl>
-    <w:lvl w:ilvl="6">
-      <w:start w:val="1"/>
-      <w:numFmt w:val="decimal"/>
-      <w:lvlText w:val="%7."/>
-      <w:lvlJc w:val="left"/>
-      <w:pPr>
-        <w:ind w:left="5040" w:hanging="360"/>
-      </w:pPr>
-      <w:rPr>
-        <w:u w:val="none"/>
-      </w:rPr>
-    </w:lvl>
-    <w:lvl w:ilvl="7">
-      <w:start w:val="1"/>
-      <w:numFmt w:val="lowerLetter"/>
-      <w:lvlText w:val="%8."/>
-      <w:lvlJc w:val="left"/>
-      <w:pPr>
-        <w:ind w:left="5760" w:hanging="360"/>
-      </w:pPr>
-      <w:rPr>
-        <w:u w:val="none"/>
-      </w:rPr>
-    </w:lvl>
-    <w:lvl w:ilvl="8">
-      <w:start w:val="1"/>
-      <w:numFmt w:val="lowerRoman"/>
-      <w:lvlText w:val="%9."/>
-      <w:lvlJc w:val="right"/>
-      <w:pPr>
-        <w:ind w:left="6480" w:hanging="360"/>
-      </w:pPr>
-      <w:rPr>
-        <w:u w:val="none"/>
-      </w:rPr>
-    </w:lvl>
-  </w:abstractNum>
-  <w:abstractNum w:abstractNumId="19">
     <w:lvl w:ilvl="0">
       <w:start w:val="1"/>
       <w:numFmt w:val="bullet"/>
@@ -15484,9 +15437,6 @@
   </w:num>
   <w:num w:numId="18">
     <w:abstractNumId w:val="18"/>
-  </w:num>
-  <w:num w:numId="19">
-    <w:abstractNumId w:val="19"/>
   </w:num>
 </w:numbering>
 </file>
@@ -15710,6 +15660,13 @@
     </w:tblPr>
   </w:style>
   <w:style w:type="table" w:styleId="Table9">
+    <w:basedOn w:val="TableNormal"/>
+    <w:tblPr>
+      <w:tblStyleRowBandSize w:val="1"/>
+      <w:tblStyleColBandSize w:val="1"/>
+    </w:tblPr>
+  </w:style>
+  <w:style w:type="table" w:styleId="Table10">
     <w:basedOn w:val="TableNormal"/>
     <w:tblPr>
       <w:tblStyleRowBandSize w:val="1"/>

--- a/CSIT305/Assignment/Project Report.docx
+++ b/CSIT305/Assignment/Project Report.docx
@@ -1035,12 +1035,12 @@
               <wp:inline distB="114300" distT="114300" distL="114300" distR="114300">
                 <wp:extent cx="1062373" cy="467834"/>
                 <wp:effectExtent b="0" l="0" r="0" t="0"/>
-                <wp:docPr id="7" name="image48.png"/>
+                <wp:docPr id="7" name="image47.png"/>
                 <a:graphic>
                   <a:graphicData uri="http://schemas.openxmlformats.org/drawingml/2006/picture">
                     <pic:pic>
                       <pic:nvPicPr>
-                        <pic:cNvPr id="0" name="image48.png"/>
+                        <pic:cNvPr id="0" name="image47.png"/>
                         <pic:cNvPicPr preferRelativeResize="0"/>
                       </pic:nvPicPr>
                       <pic:blipFill>
@@ -1233,12 +1233,12 @@
               <wp:inline distB="114300" distT="114300" distL="114300" distR="114300">
                 <wp:extent cx="742950" cy="552450"/>
                 <wp:effectExtent b="0" l="0" r="0" t="0"/>
-                <wp:docPr id="6" name="image47.png"/>
+                <wp:docPr id="6" name="image46.png"/>
                 <a:graphic>
                   <a:graphicData uri="http://schemas.openxmlformats.org/drawingml/2006/picture">
                     <pic:pic>
                       <pic:nvPicPr>
-                        <pic:cNvPr id="0" name="image47.png"/>
+                        <pic:cNvPr id="0" name="image46.png"/>
                         <pic:cNvPicPr preferRelativeResize="0"/>
                       </pic:nvPicPr>
                       <pic:blipFill>
@@ -1277,12 +1277,12 @@
           <wp:inline distB="114300" distT="114300" distL="114300" distR="114300">
             <wp:extent cx="778393" cy="583795"/>
             <wp:effectExtent b="0" l="0" r="0" t="0"/>
-            <wp:docPr id="11" name="image16.jpg"/>
+            <wp:docPr id="11" name="image6.jpg"/>
             <a:graphic>
               <a:graphicData uri="http://schemas.openxmlformats.org/drawingml/2006/picture">
                 <pic:pic>
                   <pic:nvPicPr>
-                    <pic:cNvPr id="0" name="image16.jpg"/>
+                    <pic:cNvPr id="0" name="image6.jpg"/>
                     <pic:cNvPicPr preferRelativeResize="0"/>
                   </pic:nvPicPr>
                   <pic:blipFill>
@@ -2196,7 +2196,7 @@
     </w:p>
     <w:sdt>
       <w:sdtPr>
-        <w:id w:val="42793872"/>
+        <w:id w:val="1259847841"/>
         <w:docPartObj>
           <w:docPartGallery w:val="Table of Contents"/>
           <w:docPartUnique w:val="1"/>
@@ -4220,12 +4220,12 @@
             <wp:extent cx="5162550" cy="3297794"/>
             <wp:effectExtent b="0" l="0" r="0" t="0"/>
             <wp:wrapNone/>
-            <wp:docPr id="46" name="image31.png"/>
+            <wp:docPr id="46" name="image39.png"/>
             <a:graphic>
               <a:graphicData uri="http://schemas.openxmlformats.org/drawingml/2006/picture">
                 <pic:pic>
                   <pic:nvPicPr>
-                    <pic:cNvPr id="0" name="image31.png"/>
+                    <pic:cNvPr id="0" name="image39.png"/>
                     <pic:cNvPicPr preferRelativeResize="0"/>
                   </pic:nvPicPr>
                   <pic:blipFill>
@@ -4467,12 +4467,12 @@
           <wp:inline distB="114300" distT="114300" distL="114300" distR="114300">
             <wp:extent cx="5808734" cy="3057767"/>
             <wp:effectExtent b="12700" l="12700" r="12700" t="12700"/>
-            <wp:docPr id="13" name="image3.png"/>
+            <wp:docPr id="13" name="image14.png"/>
             <a:graphic>
               <a:graphicData uri="http://schemas.openxmlformats.org/drawingml/2006/picture">
                 <pic:pic>
                   <pic:nvPicPr>
-                    <pic:cNvPr id="0" name="image3.png"/>
+                    <pic:cNvPr id="0" name="image14.png"/>
                     <pic:cNvPicPr preferRelativeResize="0"/>
                   </pic:nvPicPr>
                   <pic:blipFill>
@@ -4755,12 +4755,12 @@
           <wp:inline distB="114300" distT="114300" distL="114300" distR="114300">
             <wp:extent cx="5143500" cy="3616693"/>
             <wp:effectExtent b="12700" l="12700" r="12700" t="12700"/>
-            <wp:docPr id="17" name="image41.png"/>
+            <wp:docPr id="17" name="image12.png"/>
             <a:graphic>
               <a:graphicData uri="http://schemas.openxmlformats.org/drawingml/2006/picture">
                 <pic:pic>
                   <pic:nvPicPr>
-                    <pic:cNvPr id="0" name="image41.png"/>
+                    <pic:cNvPr id="0" name="image12.png"/>
                     <pic:cNvPicPr preferRelativeResize="0"/>
                   </pic:nvPicPr>
                   <pic:blipFill>
@@ -5098,12 +5098,12 @@
               <wp:inline distB="114300" distT="114300" distL="114300" distR="114300">
                 <wp:extent cx="5943600" cy="3348281"/>
                 <wp:effectExtent b="0" l="0" r="0" t="0"/>
-                <wp:docPr id="2" name="image34.png"/>
+                <wp:docPr id="2" name="image33.png"/>
                 <a:graphic>
                   <a:graphicData uri="http://schemas.openxmlformats.org/drawingml/2006/picture">
                     <pic:pic>
                       <pic:nvPicPr>
-                        <pic:cNvPr id="0" name="image34.png"/>
+                        <pic:cNvPr id="0" name="image33.png"/>
                         <pic:cNvPicPr preferRelativeResize="0"/>
                       </pic:nvPicPr>
                       <pic:blipFill>
@@ -5276,12 +5276,12 @@
           <wp:inline distB="114300" distT="114300" distL="114300" distR="114300">
             <wp:extent cx="5943600" cy="2705100"/>
             <wp:effectExtent b="12700" l="12700" r="12700" t="12700"/>
-            <wp:docPr id="15" name="image6.png"/>
+            <wp:docPr id="15" name="image10.png"/>
             <a:graphic>
               <a:graphicData uri="http://schemas.openxmlformats.org/drawingml/2006/picture">
                 <pic:pic>
                   <pic:nvPicPr>
-                    <pic:cNvPr id="0" name="image6.png"/>
+                    <pic:cNvPr id="0" name="image10.png"/>
                     <pic:cNvPicPr preferRelativeResize="0"/>
                   </pic:nvPicPr>
                   <pic:blipFill>
@@ -7148,12 +7148,12 @@
           <wp:inline distB="114300" distT="114300" distL="114300" distR="114300">
             <wp:extent cx="2438400" cy="1743075"/>
             <wp:effectExtent b="12700" l="12700" r="12700" t="12700"/>
-            <wp:docPr id="45" name="image30.png"/>
+            <wp:docPr id="45" name="image48.png"/>
             <a:graphic>
               <a:graphicData uri="http://schemas.openxmlformats.org/drawingml/2006/picture">
                 <pic:pic>
                   <pic:nvPicPr>
-                    <pic:cNvPr id="0" name="image30.png"/>
+                    <pic:cNvPr id="0" name="image48.png"/>
                     <pic:cNvPicPr preferRelativeResize="0"/>
                   </pic:nvPicPr>
                   <pic:blipFill>
@@ -7230,12 +7230,12 @@
           <wp:inline distB="19050" distT="19050" distL="19050" distR="19050">
             <wp:extent cx="5943600" cy="546100"/>
             <wp:effectExtent b="12700" l="12700" r="12700" t="12700"/>
-            <wp:docPr descr="a.png" id="41" name="image23.png"/>
+            <wp:docPr descr="a.png" id="41" name="image29.png"/>
             <a:graphic>
               <a:graphicData uri="http://schemas.openxmlformats.org/drawingml/2006/picture">
                 <pic:pic>
                   <pic:nvPicPr>
-                    <pic:cNvPr descr="a.png" id="0" name="image23.png"/>
+                    <pic:cNvPr descr="a.png" id="0" name="image29.png"/>
                     <pic:cNvPicPr preferRelativeResize="0"/>
                   </pic:nvPicPr>
                   <pic:blipFill>
@@ -7362,12 +7362,12 @@
           <wp:inline distB="114300" distT="114300" distL="114300" distR="114300">
             <wp:extent cx="5943600" cy="901700"/>
             <wp:effectExtent b="12700" l="12700" r="12700" t="12700"/>
-            <wp:docPr id="22" name="image1.png"/>
+            <wp:docPr id="22" name="image7.png"/>
             <a:graphic>
               <a:graphicData uri="http://schemas.openxmlformats.org/drawingml/2006/picture">
                 <pic:pic>
                   <pic:nvPicPr>
-                    <pic:cNvPr id="0" name="image1.png"/>
+                    <pic:cNvPr id="0" name="image7.png"/>
                     <pic:cNvPicPr preferRelativeResize="0"/>
                   </pic:nvPicPr>
                   <pic:blipFill>
@@ -7579,12 +7579,12 @@
           <wp:inline distB="19050" distT="19050" distL="19050" distR="19050">
             <wp:extent cx="5943600" cy="1358900"/>
             <wp:effectExtent b="12700" l="12700" r="12700" t="12700"/>
-            <wp:docPr descr="Screenshot 2026-07-26 143207.png" id="23" name="image15.png"/>
+            <wp:docPr descr="Screenshot 2026-07-26 143207.png" id="23" name="image4.png"/>
             <a:graphic>
               <a:graphicData uri="http://schemas.openxmlformats.org/drawingml/2006/picture">
                 <pic:pic>
                   <pic:nvPicPr>
-                    <pic:cNvPr descr="Screenshot 2026-07-26 143207.png" id="0" name="image15.png"/>
+                    <pic:cNvPr descr="Screenshot 2026-07-26 143207.png" id="0" name="image4.png"/>
                     <pic:cNvPicPr preferRelativeResize="0"/>
                   </pic:nvPicPr>
                   <pic:blipFill>
@@ -7720,12 +7720,12 @@
           <wp:inline distB="19050" distT="19050" distL="19050" distR="19050">
             <wp:extent cx="3195638" cy="2850163"/>
             <wp:effectExtent b="12700" l="12700" r="12700" t="12700"/>
-            <wp:docPr descr="a.png" id="27" name="image8.png"/>
+            <wp:docPr descr="a.png" id="27" name="image18.png"/>
             <a:graphic>
               <a:graphicData uri="http://schemas.openxmlformats.org/drawingml/2006/picture">
                 <pic:pic>
                   <pic:nvPicPr>
-                    <pic:cNvPr descr="a.png" id="0" name="image8.png"/>
+                    <pic:cNvPr descr="a.png" id="0" name="image18.png"/>
                     <pic:cNvPicPr preferRelativeResize="0"/>
                   </pic:nvPicPr>
                   <pic:blipFill>
@@ -7866,12 +7866,12 @@
           <wp:inline distB="19050" distT="19050" distL="19050" distR="19050">
             <wp:extent cx="2657475" cy="3057525"/>
             <wp:effectExtent b="12700" l="12700" r="12700" t="12700"/>
-            <wp:docPr descr="a.png" id="47" name="image38.png"/>
+            <wp:docPr descr="a.png" id="47" name="image40.png"/>
             <a:graphic>
               <a:graphicData uri="http://schemas.openxmlformats.org/drawingml/2006/picture">
                 <pic:pic>
                   <pic:nvPicPr>
-                    <pic:cNvPr descr="a.png" id="0" name="image38.png"/>
+                    <pic:cNvPr descr="a.png" id="0" name="image40.png"/>
                     <pic:cNvPicPr preferRelativeResize="0"/>
                   </pic:nvPicPr>
                   <pic:blipFill>
@@ -9338,12 +9338,12 @@
           <wp:inline distB="114300" distT="114300" distL="114300" distR="114300">
             <wp:extent cx="5943600" cy="3314700"/>
             <wp:effectExtent b="12700" l="12700" r="12700" t="12700"/>
-            <wp:docPr id="33" name="image32.png"/>
+            <wp:docPr id="33" name="image38.png"/>
             <a:graphic>
               <a:graphicData uri="http://schemas.openxmlformats.org/drawingml/2006/picture">
                 <pic:pic>
                   <pic:nvPicPr>
-                    <pic:cNvPr id="0" name="image32.png"/>
+                    <pic:cNvPr id="0" name="image38.png"/>
                     <pic:cNvPicPr preferRelativeResize="0"/>
                   </pic:nvPicPr>
                   <pic:blipFill>
@@ -11478,12 +11478,12 @@
           <wp:inline distB="114300" distT="114300" distL="114300" distR="114300">
             <wp:extent cx="3662363" cy="3378343"/>
             <wp:effectExtent b="12700" l="12700" r="12700" t="12700"/>
-            <wp:docPr id="26" name="image42.png"/>
+            <wp:docPr id="26" name="image16.png"/>
             <a:graphic>
               <a:graphicData uri="http://schemas.openxmlformats.org/drawingml/2006/picture">
                 <pic:pic>
                   <pic:nvPicPr>
-                    <pic:cNvPr id="0" name="image42.png"/>
+                    <pic:cNvPr id="0" name="image16.png"/>
                     <pic:cNvPicPr preferRelativeResize="0"/>
                   </pic:nvPicPr>
                   <pic:blipFill>
@@ -12798,12 +12798,12 @@
           <wp:inline distB="114300" distT="114300" distL="114300" distR="114300">
             <wp:extent cx="2652713" cy="1727664"/>
             <wp:effectExtent b="12700" l="12700" r="12700" t="12700"/>
-            <wp:docPr id="21" name="image7.png"/>
+            <wp:docPr id="21" name="image3.png"/>
             <a:graphic>
               <a:graphicData uri="http://schemas.openxmlformats.org/drawingml/2006/picture">
                 <pic:pic>
                   <pic:nvPicPr>
-                    <pic:cNvPr id="0" name="image7.png"/>
+                    <pic:cNvPr id="0" name="image3.png"/>
                     <pic:cNvPicPr preferRelativeResize="0"/>
                   </pic:nvPicPr>
                   <pic:blipFill>
@@ -13137,12 +13137,12 @@
           <wp:inline distB="114300" distT="114300" distL="114300" distR="114300">
             <wp:extent cx="2705100" cy="1143000"/>
             <wp:effectExtent b="12700" l="12700" r="12700" t="12700"/>
-            <wp:docPr id="44" name="image29.png"/>
+            <wp:docPr id="44" name="image30.png"/>
             <a:graphic>
               <a:graphicData uri="http://schemas.openxmlformats.org/drawingml/2006/picture">
                 <pic:pic>
                   <pic:nvPicPr>
-                    <pic:cNvPr id="0" name="image29.png"/>
+                    <pic:cNvPr id="0" name="image30.png"/>
                     <pic:cNvPicPr preferRelativeResize="0"/>
                   </pic:nvPicPr>
                   <pic:blipFill>
@@ -13424,12 +13424,12 @@
           <wp:inline distB="114300" distT="114300" distL="114300" distR="114300">
             <wp:extent cx="3300413" cy="3081466"/>
             <wp:effectExtent b="12700" l="12700" r="12700" t="12700"/>
-            <wp:docPr id="28" name="image9.png"/>
+            <wp:docPr id="28" name="image19.png"/>
             <a:graphic>
               <a:graphicData uri="http://schemas.openxmlformats.org/drawingml/2006/picture">
                 <pic:pic>
                   <pic:nvPicPr>
-                    <pic:cNvPr id="0" name="image9.png"/>
+                    <pic:cNvPr id="0" name="image19.png"/>
                     <pic:cNvPicPr preferRelativeResize="0"/>
                   </pic:nvPicPr>
                   <pic:blipFill>
@@ -13855,12 +13855,12 @@
           <wp:inline distB="114300" distT="114300" distL="114300" distR="114300">
             <wp:extent cx="3257550" cy="942975"/>
             <wp:effectExtent b="12700" l="12700" r="12700" t="12700"/>
-            <wp:docPr id="29" name="image19.png"/>
+            <wp:docPr id="29" name="image21.png"/>
             <a:graphic>
               <a:graphicData uri="http://schemas.openxmlformats.org/drawingml/2006/picture">
                 <pic:pic>
                   <pic:nvPicPr>
-                    <pic:cNvPr id="0" name="image19.png"/>
+                    <pic:cNvPr id="0" name="image21.png"/>
                     <pic:cNvPicPr preferRelativeResize="0"/>
                   </pic:nvPicPr>
                   <pic:blipFill>
@@ -13940,12 +13940,12 @@
           <wp:inline distB="114300" distT="114300" distL="114300" distR="114300">
             <wp:extent cx="3200400" cy="933450"/>
             <wp:effectExtent b="12700" l="12700" r="12700" t="12700"/>
-            <wp:docPr id="9" name="image5.png"/>
+            <wp:docPr id="9" name="image1.png"/>
             <a:graphic>
               <a:graphicData uri="http://schemas.openxmlformats.org/drawingml/2006/picture">
                 <pic:pic>
                   <pic:nvPicPr>
-                    <pic:cNvPr id="0" name="image5.png"/>
+                    <pic:cNvPr id="0" name="image1.png"/>
                     <pic:cNvPicPr preferRelativeResize="0"/>
                   </pic:nvPicPr>
                   <pic:blipFill>
@@ -15121,12 +15121,12 @@
           <wp:inline distB="114300" distT="114300" distL="114300" distR="114300">
             <wp:extent cx="5943600" cy="4292600"/>
             <wp:effectExtent b="12700" l="12700" r="12700" t="12700"/>
-            <wp:docPr id="16" name="image27.png"/>
+            <wp:docPr id="16" name="image17.png"/>
             <a:graphic>
               <a:graphicData uri="http://schemas.openxmlformats.org/drawingml/2006/picture">
                 <pic:pic>
                   <pic:nvPicPr>
-                    <pic:cNvPr id="0" name="image27.png"/>
+                    <pic:cNvPr id="0" name="image17.png"/>
                     <pic:cNvPicPr preferRelativeResize="0"/>
                   </pic:nvPicPr>
                   <pic:blipFill>
@@ -15232,12 +15232,12 @@
           <wp:inline distB="114300" distT="114300" distL="114300" distR="114300">
             <wp:extent cx="3705516" cy="1045146"/>
             <wp:effectExtent b="12700" l="12700" r="12700" t="12700"/>
-            <wp:docPr id="18" name="image20.png"/>
+            <wp:docPr id="18" name="image8.png"/>
             <a:graphic>
               <a:graphicData uri="http://schemas.openxmlformats.org/drawingml/2006/picture">
                 <pic:pic>
                   <pic:nvPicPr>
-                    <pic:cNvPr id="0" name="image20.png"/>
+                    <pic:cNvPr id="0" name="image8.png"/>
                     <pic:cNvPicPr preferRelativeResize="0"/>
                   </pic:nvPicPr>
                   <pic:blipFill>
@@ -15358,12 +15358,12 @@
           <wp:inline distB="114300" distT="114300" distL="114300" distR="114300">
             <wp:extent cx="2509838" cy="1185967"/>
             <wp:effectExtent b="12700" l="12700" r="12700" t="12700"/>
-            <wp:docPr id="43" name="image24.png"/>
+            <wp:docPr id="43" name="image36.png"/>
             <a:graphic>
               <a:graphicData uri="http://schemas.openxmlformats.org/drawingml/2006/picture">
                 <pic:pic>
                   <pic:nvPicPr>
-                    <pic:cNvPr id="0" name="image24.png"/>
+                    <pic:cNvPr id="0" name="image36.png"/>
                     <pic:cNvPicPr preferRelativeResize="0"/>
                   </pic:nvPicPr>
                   <pic:blipFill>
@@ -15473,12 +15473,12 @@
           <wp:inline distB="114300" distT="114300" distL="114300" distR="114300">
             <wp:extent cx="1604963" cy="958303"/>
             <wp:effectExtent b="12700" l="12700" r="12700" t="12700"/>
-            <wp:docPr id="30" name="image14.png"/>
+            <wp:docPr id="30" name="image24.png"/>
             <a:graphic>
               <a:graphicData uri="http://schemas.openxmlformats.org/drawingml/2006/picture">
                 <pic:pic>
                   <pic:nvPicPr>
-                    <pic:cNvPr id="0" name="image14.png"/>
+                    <pic:cNvPr id="0" name="image24.png"/>
                     <pic:cNvPicPr preferRelativeResize="0"/>
                   </pic:nvPicPr>
                   <pic:blipFill>
@@ -15604,12 +15604,12 @@
           <wp:inline distB="114300" distT="114300" distL="114300" distR="114300">
             <wp:extent cx="3919538" cy="946403"/>
             <wp:effectExtent b="12700" l="12700" r="12700" t="12700"/>
-            <wp:docPr id="32" name="image22.png"/>
+            <wp:docPr id="32" name="image35.png"/>
             <a:graphic>
               <a:graphicData uri="http://schemas.openxmlformats.org/drawingml/2006/picture">
                 <pic:pic>
                   <pic:nvPicPr>
-                    <pic:cNvPr id="0" name="image22.png"/>
+                    <pic:cNvPr id="0" name="image35.png"/>
                     <pic:cNvPicPr preferRelativeResize="0"/>
                   </pic:nvPicPr>
                   <pic:blipFill>
@@ -15727,12 +15727,12 @@
           <wp:inline distB="114300" distT="114300" distL="114300" distR="114300">
             <wp:extent cx="2809047" cy="1219274"/>
             <wp:effectExtent b="12700" l="12700" r="12700" t="12700"/>
-            <wp:docPr id="14" name="image10.png"/>
+            <wp:docPr id="14" name="image11.png"/>
             <a:graphic>
               <a:graphicData uri="http://schemas.openxmlformats.org/drawingml/2006/picture">
                 <pic:pic>
                   <pic:nvPicPr>
-                    <pic:cNvPr id="0" name="image10.png"/>
+                    <pic:cNvPr id="0" name="image11.png"/>
                     <pic:cNvPicPr preferRelativeResize="0"/>
                   </pic:nvPicPr>
                   <pic:blipFill>
@@ -15808,12 +15808,12 @@
           <wp:inline distB="114300" distT="114300" distL="114300" distR="114300">
             <wp:extent cx="1843088" cy="2568326"/>
             <wp:effectExtent b="0" l="0" r="0" t="0"/>
-            <wp:docPr id="34" name="image28.png"/>
+            <wp:docPr id="34" name="image31.png"/>
             <a:graphic>
               <a:graphicData uri="http://schemas.openxmlformats.org/drawingml/2006/picture">
                 <pic:pic>
                   <pic:nvPicPr>
-                    <pic:cNvPr id="0" name="image28.png"/>
+                    <pic:cNvPr id="0" name="image31.png"/>
                     <pic:cNvPicPr preferRelativeResize="0"/>
                   </pic:nvPicPr>
                   <pic:blipFill>
@@ -15843,12 +15843,12 @@
           <wp:inline distB="114300" distT="114300" distL="114300" distR="114300">
             <wp:extent cx="3576638" cy="1604901"/>
             <wp:effectExtent b="0" l="0" r="0" t="0"/>
-            <wp:docPr id="19" name="image18.png"/>
+            <wp:docPr id="19" name="image13.png"/>
             <a:graphic>
               <a:graphicData uri="http://schemas.openxmlformats.org/drawingml/2006/picture">
                 <pic:pic>
                   <pic:nvPicPr>
-                    <pic:cNvPr id="0" name="image18.png"/>
+                    <pic:cNvPr id="0" name="image13.png"/>
                     <pic:cNvPicPr preferRelativeResize="0"/>
                   </pic:nvPicPr>
                   <pic:blipFill>
@@ -20484,12 +20484,12 @@
           <wp:inline distB="114300" distT="114300" distL="114300" distR="114300">
             <wp:extent cx="4767910" cy="2347913"/>
             <wp:effectExtent b="0" l="0" r="0" t="0"/>
-            <wp:docPr id="36" name="image44.png"/>
+            <wp:docPr id="36" name="image20.png"/>
             <a:graphic>
               <a:graphicData uri="http://schemas.openxmlformats.org/drawingml/2006/picture">
                 <pic:pic>
                   <pic:nvPicPr>
-                    <pic:cNvPr id="0" name="image44.png"/>
+                    <pic:cNvPr id="0" name="image20.png"/>
                     <pic:cNvPicPr preferRelativeResize="0"/>
                   </pic:nvPicPr>
                   <pic:blipFill>
@@ -23040,12 +23040,12 @@
             <wp:extent cx="5847418" cy="2637641"/>
             <wp:effectExtent b="0" l="0" r="0" t="0"/>
             <wp:wrapNone/>
-            <wp:docPr id="35" name="image40.png"/>
+            <wp:docPr id="35" name="image28.png"/>
             <a:graphic>
               <a:graphicData uri="http://schemas.openxmlformats.org/drawingml/2006/picture">
                 <pic:pic>
                   <pic:nvPicPr>
-                    <pic:cNvPr id="0" name="image40.png"/>
+                    <pic:cNvPr id="0" name="image28.png"/>
                     <pic:cNvPicPr preferRelativeResize="0"/>
                   </pic:nvPicPr>
                   <pic:blipFill>
@@ -23289,12 +23289,12 @@
           <wp:inline distB="114300" distT="114300" distL="114300" distR="114300">
             <wp:extent cx="5767388" cy="2582549"/>
             <wp:effectExtent b="0" l="0" r="0" t="0"/>
-            <wp:docPr id="25" name="image13.png"/>
+            <wp:docPr id="25" name="image5.png"/>
             <a:graphic>
               <a:graphicData uri="http://schemas.openxmlformats.org/drawingml/2006/picture">
                 <pic:pic>
                   <pic:nvPicPr>
-                    <pic:cNvPr id="0" name="image13.png"/>
+                    <pic:cNvPr id="0" name="image5.png"/>
                     <pic:cNvPicPr preferRelativeResize="0"/>
                   </pic:nvPicPr>
                   <pic:blipFill>
@@ -24058,12 +24058,12 @@
               <wp:inline distB="114300" distT="114300" distL="114300" distR="114300">
                 <wp:extent cx="2728913" cy="1089764"/>
                 <wp:effectExtent b="0" l="0" r="0" t="0"/>
-                <wp:docPr id="3" name="image35.png"/>
+                <wp:docPr id="3" name="image34.png"/>
                 <a:graphic>
                   <a:graphicData uri="http://schemas.openxmlformats.org/drawingml/2006/picture">
                     <pic:pic>
                       <pic:nvPicPr>
-                        <pic:cNvPr id="0" name="image35.png"/>
+                        <pic:cNvPr id="0" name="image34.png"/>
                         <pic:cNvPicPr preferRelativeResize="0"/>
                       </pic:nvPicPr>
                       <pic:blipFill>
@@ -24563,12 +24563,12 @@
               <wp:inline distB="114300" distT="114300" distL="114300" distR="114300">
                 <wp:extent cx="3252788" cy="1720894"/>
                 <wp:effectExtent b="0" l="0" r="0" t="0"/>
-                <wp:docPr id="4" name="image45.png"/>
+                <wp:docPr id="4" name="image44.png"/>
                 <a:graphic>
                   <a:graphicData uri="http://schemas.openxmlformats.org/drawingml/2006/picture">
                     <pic:pic>
                       <pic:nvPicPr>
-                        <pic:cNvPr id="0" name="image45.png"/>
+                        <pic:cNvPr id="0" name="image44.png"/>
                         <pic:cNvPicPr preferRelativeResize="0"/>
                       </pic:nvPicPr>
                       <pic:blipFill>
@@ -24816,12 +24816,12 @@
               <wp:inline distB="114300" distT="114300" distL="114300" distR="114300">
                 <wp:extent cx="2309813" cy="628340"/>
                 <wp:effectExtent b="0" l="0" r="0" t="0"/>
-                <wp:docPr id="5" name="image46.png"/>
+                <wp:docPr id="5" name="image45.png"/>
                 <a:graphic>
                   <a:graphicData uri="http://schemas.openxmlformats.org/drawingml/2006/picture">
                     <pic:pic>
                       <pic:nvPicPr>
-                        <pic:cNvPr id="0" name="image46.png"/>
+                        <pic:cNvPr id="0" name="image45.png"/>
                         <pic:cNvPicPr preferRelativeResize="0"/>
                       </pic:nvPicPr>
                       <pic:blipFill>
@@ -25796,12 +25796,12 @@
           <wp:inline distB="114300" distT="114300" distL="114300" distR="114300">
             <wp:extent cx="6643688" cy="3573645"/>
             <wp:effectExtent b="12700" l="12700" r="12700" t="12700"/>
-            <wp:docPr id="12" name="image17.png"/>
+            <wp:docPr id="12" name="image22.png"/>
             <a:graphic>
               <a:graphicData uri="http://schemas.openxmlformats.org/drawingml/2006/picture">
                 <pic:pic>
                   <pic:nvPicPr>
-                    <pic:cNvPr id="0" name="image17.png"/>
+                    <pic:cNvPr id="0" name="image22.png"/>
                     <pic:cNvPicPr preferRelativeResize="0"/>
                   </pic:nvPicPr>
                   <pic:blipFill>
@@ -26262,12 +26262,12 @@
           <wp:inline distB="114300" distT="114300" distL="114300" distR="114300">
             <wp:extent cx="3633788" cy="1438052"/>
             <wp:effectExtent b="0" l="0" r="0" t="0"/>
-            <wp:docPr id="42" name="image26.png"/>
+            <wp:docPr id="42" name="image41.png"/>
             <a:graphic>
               <a:graphicData uri="http://schemas.openxmlformats.org/drawingml/2006/picture">
                 <pic:pic>
                   <pic:nvPicPr>
-                    <pic:cNvPr id="0" name="image26.png"/>
+                    <pic:cNvPr id="0" name="image41.png"/>
                     <pic:cNvPicPr preferRelativeResize="0"/>
                   </pic:nvPicPr>
                   <pic:blipFill>
@@ -26612,12 +26612,12 @@
           <wp:inline distB="114300" distT="114300" distL="114300" distR="114300">
             <wp:extent cx="5200926" cy="1012394"/>
             <wp:effectExtent b="0" l="0" r="0" t="0"/>
-            <wp:docPr id="10" name="image11.png"/>
+            <wp:docPr id="10" name="image2.png"/>
             <a:graphic>
               <a:graphicData uri="http://schemas.openxmlformats.org/drawingml/2006/picture">
                 <pic:pic>
                   <pic:nvPicPr>
-                    <pic:cNvPr id="0" name="image11.png"/>
+                    <pic:cNvPr id="0" name="image2.png"/>
                     <pic:cNvPicPr preferRelativeResize="0"/>
                   </pic:nvPicPr>
                   <pic:blipFill>
@@ -26844,12 +26844,12 @@
               <wp:inline distB="114300" distT="114300" distL="114300" distR="114300">
                 <wp:extent cx="5214938" cy="2611793"/>
                 <wp:effectExtent b="0" l="0" r="0" t="0"/>
-                <wp:docPr id="1" name="image33.png"/>
+                <wp:docPr id="1" name="image32.png"/>
                 <a:graphic>
                   <a:graphicData uri="http://schemas.openxmlformats.org/drawingml/2006/picture">
                     <pic:pic>
                       <pic:nvPicPr>
-                        <pic:cNvPr id="0" name="image33.png"/>
+                        <pic:cNvPr id="0" name="image32.png"/>
                         <pic:cNvPicPr preferRelativeResize="0"/>
                       </pic:nvPicPr>
                       <pic:blipFill>
@@ -26928,12 +26928,12 @@
           <wp:inline distB="114300" distT="114300" distL="114300" distR="114300">
             <wp:extent cx="5146767" cy="1406384"/>
             <wp:effectExtent b="0" l="0" r="0" t="0"/>
-            <wp:docPr id="39" name="image21.png"/>
+            <wp:docPr id="39" name="image26.png"/>
             <a:graphic>
               <a:graphicData uri="http://schemas.openxmlformats.org/drawingml/2006/picture">
                 <pic:pic>
                   <pic:nvPicPr>
-                    <pic:cNvPr id="0" name="image21.png"/>
+                    <pic:cNvPr id="0" name="image26.png"/>
                     <pic:cNvPicPr preferRelativeResize="0"/>
                   </pic:nvPicPr>
                   <pic:blipFill>
@@ -26988,12 +26988,12 @@
           <wp:inline distB="114300" distT="114300" distL="114300" distR="114300">
             <wp:extent cx="5292797" cy="2485313"/>
             <wp:effectExtent b="0" l="0" r="0" t="0"/>
-            <wp:docPr id="20" name="image4.png"/>
+            <wp:docPr id="20" name="image15.png"/>
             <a:graphic>
               <a:graphicData uri="http://schemas.openxmlformats.org/drawingml/2006/picture">
                 <pic:pic>
                   <pic:nvPicPr>
-                    <pic:cNvPr id="0" name="image4.png"/>
+                    <pic:cNvPr id="0" name="image15.png"/>
                     <pic:cNvPicPr preferRelativeResize="0"/>
                   </pic:nvPicPr>
                   <pic:blipFill>
@@ -27184,12 +27184,12 @@
           <wp:inline distB="114300" distT="114300" distL="114300" distR="114300">
             <wp:extent cx="2383500" cy="2839915"/>
             <wp:effectExtent b="0" l="0" r="0" t="0"/>
-            <wp:docPr id="24" name="image2.png"/>
+            <wp:docPr id="24" name="image9.png"/>
             <a:graphic>
               <a:graphicData uri="http://schemas.openxmlformats.org/drawingml/2006/picture">
                 <pic:pic>
                   <pic:nvPicPr>
-                    <pic:cNvPr id="0" name="image2.png"/>
+                    <pic:cNvPr id="0" name="image9.png"/>
                     <pic:cNvPicPr preferRelativeResize="0"/>
                   </pic:nvPicPr>
                   <pic:blipFill>
@@ -27298,12 +27298,12 @@
           <wp:inline distB="114300" distT="114300" distL="114300" distR="114300">
             <wp:extent cx="4848225" cy="1610868"/>
             <wp:effectExtent b="0" l="0" r="0" t="0"/>
-            <wp:docPr id="31" name="image12.png"/>
+            <wp:docPr id="31" name="image27.png"/>
             <a:graphic>
               <a:graphicData uri="http://schemas.openxmlformats.org/drawingml/2006/picture">
                 <pic:pic>
                   <pic:nvPicPr>
-                    <pic:cNvPr id="0" name="image12.png"/>
+                    <pic:cNvPr id="0" name="image27.png"/>
                     <pic:cNvPicPr preferRelativeResize="0"/>
                   </pic:nvPicPr>
                   <pic:blipFill>
@@ -28804,12 +28804,12 @@
           <wp:inline distB="114300" distT="114300" distL="114300" distR="114300">
             <wp:extent cx="5943600" cy="3340100"/>
             <wp:effectExtent b="12700" l="12700" r="12700" t="12700"/>
-            <wp:docPr id="37" name="image36.jpg"/>
+            <wp:docPr id="37" name="image23.jpg"/>
             <a:graphic>
               <a:graphicData uri="http://schemas.openxmlformats.org/drawingml/2006/picture">
                 <pic:pic>
                   <pic:nvPicPr>
-                    <pic:cNvPr id="0" name="image36.jpg"/>
+                    <pic:cNvPr id="0" name="image23.jpg"/>
                     <pic:cNvPicPr preferRelativeResize="0"/>
                   </pic:nvPicPr>
                   <pic:blipFill>
